--- a/phase2/factsheets/factsheet2_triggers.docx
+++ b/phase2/factsheets/factsheet2_triggers.docx
@@ -1509,28 +1509,6 @@
           <w:t xml:space="preserve">Phase 2 Deliverable 1</w:t>
         </w:r>
       </w:hyperlink>
-      <w:r>
-        <w:rPr>
-          <w:iCs/>
-          <w:i/>
-        </w:rPr>
-        <w:t xml:space="preserve">. Figures regenerated by</w:t>
-      </w:r>
-      <w:r>
-        <w:rPr>
-          <w:iCs/>
-          <w:i/>
-        </w:rPr>
-        <w:t xml:space="preserve"> </w:t>
-      </w:r>
-      <w:r>
-        <w:rPr>
-          <w:rStyle w:val="VerbatimChar"/>
-          <w:iCs/>
-          <w:i/>
-        </w:rPr>
-        <w:t xml:space="preserve">phase2/code/factsheet_figures.R</w:t>
-      </w:r>
       <w:r>
         <w:rPr>
           <w:iCs/>

--- a/phase2/factsheets/factsheet2_triggers.docx
+++ b/phase2/factsheets/factsheet2_triggers.docx
@@ -125,7 +125,7 @@
         <w:t xml:space="preserve"> </w:t>
       </w:r>
       <w:r>
-        <w:t xml:space="preserve">17,</w:t>
+        <w:t xml:space="preserve">24,</w:t>
       </w:r>
       <w:r>
         <w:t xml:space="preserve"> </w:t>
@@ -264,7 +264,7 @@
               <w:t xml:space="preserve"> </w:t>
             </w:r>
             <w:r>
-              <w:t xml:space="preserve">— 9,125 of 20,725 projects (44.0%). DOE’s grant and loan portfolio generates more decarbonization NEPA reviews than any other federal nexus.</w:t>
+              <w:t xml:space="preserve">— 9,210 of 20,725 projects (44.4%). DOE’s grant and loan portfolio generates more decarbonization NEPA reviews than any other federal nexus.</w:t>
             </w:r>
           </w:p>
           <w:p>
@@ -738,7 +738,7 @@
         <w:pStyle w:val="FirstParagraph"/>
       </w:pPr>
       <w:r>
-        <w:t xml:space="preserve">Triggers were classified by a five-tier pipeline that starts with deterministic agency-to-trigger mappings and hand-labeled examples, then escalates through regex extraction on titles, document text, and purpose-and-need sections, and finally to machine-learning classification for genuinely ambiguous cases. The pipeline resolved 20,225 of 20,725 projects (97.6%); the remaining 2.4% are confirmed NEPA actions whose trigger could not be reliably identified from available text. Three caveats: (1) triggers are assigned by priority rules when multiple nexuses exist, so secondary triggers (e.g., a funded project on federal land) are not counted here; (2) unknowns concentrate among EAs and EISs, whose longer documents are harder to classify conservatively; and (3) fossil projects have not yet been trigger-classified, so this fact sheet is decarbonization-only. Full detail is in the</w:t>
+        <w:t xml:space="preserve">Triggers were classified by a five-tier pipeline that starts with deterministic agency-to-trigger mappings and hand-labeled examples, then escalates through regex extraction on titles, document text, and purpose-and-need sections, and finally to machine-learning classification for genuinely ambiguous cases. The pipeline resolved 20,642 of 20,725 projects (99.6%); the remaining 0.4% are confirmed NEPA actions whose trigger could not be reliably identified from available text. Three caveats: (1) triggers are assigned by priority rules when multiple nexuses exist, so secondary triggers (e.g., a funded project on federal land) are not counted here; (2) unknowns concentrate among EAs and EISs, whose longer documents are harder to classify conservatively; and (3) fossil projects have not yet been trigger-classified, so this fact sheet is decarbonization-only. Full detail is in the</w:t>
       </w:r>
       <w:r>
         <w:t xml:space="preserve"> </w:t>
@@ -796,7 +796,7 @@
         <w:t xml:space="preserve"> </w:t>
       </w:r>
       <w:r>
-        <w:t xml:space="preserve">is second (17.7%) — utility-scale renewables on BLM and National Forest land — followed by</w:t>
+        <w:t xml:space="preserve">is second (18.3%) — utility-scale renewables on BLM and National Forest land — followed by</w:t>
       </w:r>
       <w:r>
         <w:t xml:space="preserve"> </w:t>
@@ -812,7 +812,7 @@
         <w:t xml:space="preserve"> </w:t>
       </w:r>
       <w:r>
-        <w:t xml:space="preserve">(17.0%) and</w:t>
+        <w:t xml:space="preserve">(17.1%) and</w:t>
       </w:r>
       <w:r>
         <w:t xml:space="preserve"> </w:t>
@@ -828,7 +828,7 @@
         <w:t xml:space="preserve"> </w:t>
       </w:r>
       <w:r>
-        <w:t xml:space="preserve">(14.9%, dominated by DOE’s own facilities and laboratories).</w:t>
+        <w:t xml:space="preserve">(15.3%, dominated by DOE’s own facilities and laboratories).</w:t>
       </w:r>
     </w:p>
     <w:tbl>
@@ -1036,7 +1036,7 @@
         <w:t xml:space="preserve"> </w:t>
       </w:r>
       <w:r>
-        <w:t xml:space="preserve">Funding-triggered projects are 99% CEs. Land- and permit-triggered projects generate substantially more EAs and EISs — 12% and 36% respectively.</w:t>
+        <w:t xml:space="preserve">Funding-triggered projects are 99% CEs. Land- and permit-triggered projects generate substantially more EAs and EISs — 14% and 46% respectively.</w:t>
       </w:r>
     </w:p>
     <w:tbl>

--- a/phase2/factsheets/factsheet2_triggers.docx
+++ b/phase2/factsheets/factsheet2_triggers.docx
@@ -324,10 +324,13 @@
                 <w:bCs/>
                 <w:b/>
               </w:rPr>
-              <w:t xml:space="preserve">Trigger patterns follow institutional logic</w:t>
-            </w:r>
-            <w:r>
-              <w:t xml:space="preserve">: transmission projects skew toward the federal power marketing administrations, solar and wind split between BLM land and DOE funding, and emerging technologies (storage, CCS) are funding-driven.</w:t>
+              <w:t xml:space="preserve">Trigger patterns follow institutional logic.</w:t>
+            </w:r>
+            <w:r>
+              <w:t xml:space="preserve"> </w:t>
+            </w:r>
+            <w:r>
+              <w:t xml:space="preserve">Transmission projects skew toward the federal power marketing administrations, solar and wind split between BLM land and DOE funding, and emerging technologies (storage, CCS) are funding-driven.</w:t>
             </w:r>
           </w:p>
         </w:tc>
@@ -389,20 +392,7 @@
         <w:t xml:space="preserve"> </w:t>
       </w:r>
       <w:r>
-        <w:t xml:space="preserve">Yet to our knowledge there has been no prior systematic accounting of</w:t>
-      </w:r>
-      <w:r>
-        <w:t xml:space="preserve"> </w:t>
-      </w:r>
-      <w:r>
-        <w:rPr>
-          <w:bCs/>
-          <w:b/>
-        </w:rPr>
-        <w:t xml:space="preserve">how many reviews each kind of federal nexus actually generates</w:t>
-      </w:r>
-      <w:r>
-        <w:t xml:space="preserve">, or what level of review those triggered actions receive. Without that baseline, it is impossible to say what a scope-narrowing reform would actually exempt.</w:t>
+        <w:t xml:space="preserve">Yet to our knowledge there has been no prior systematic accounting of how many reviews each kind of federal nexus actually generates, or what level of review those triggered actions receive. Without that baseline, it is impossible to say what a scope-narrowing reform would actually exempt.</w:t>
       </w:r>
     </w:p>
     <w:p>
@@ -453,23 +443,7 @@
         <w:pStyle w:val="FirstParagraph"/>
       </w:pPr>
       <w:r>
-        <w:t xml:space="preserve">The analysis covers all 20,725 decarbonization projects in NEPATEC 2.0. Each is assigned one</w:t>
-      </w:r>
-      <w:r>
-        <w:t xml:space="preserve"> </w:t>
-      </w:r>
-      <w:r>
-        <w:rPr>
-          <w:bCs/>
-          <w:b/>
-        </w:rPr>
-        <w:t xml:space="preserve">primary trigger</w:t>
-      </w:r>
-      <w:r>
-        <w:t xml:space="preserve"> </w:t>
-      </w:r>
-      <w:r>
-        <w:t xml:space="preserve">— the federal nexus that brought it under NEPA:</w:t>
+        <w:t xml:space="preserve">The analysis covers all 20,725 decarbonization projects in NEPATEC 2.0. Each is assigned one primary trigger — the federal nexus that brought it under NEPA:</w:t>
       </w:r>
     </w:p>
     <w:tbl>
@@ -780,55 +754,7 @@
         <w:pStyle w:val="FirstParagraph"/>
       </w:pPr>
       <w:r>
-        <w:t xml:space="preserve">Nearly half of all decarbonization NEPA reviews exist because a federal agency provided money.</w:t>
-      </w:r>
-      <w:r>
-        <w:t xml:space="preserve"> </w:t>
-      </w:r>
-      <w:r>
-        <w:rPr>
-          <w:bCs/>
-          <w:b/>
-        </w:rPr>
-        <w:t xml:space="preserve">Land</w:t>
-      </w:r>
-      <w:r>
-        <w:t xml:space="preserve"> </w:t>
-      </w:r>
-      <w:r>
-        <w:t xml:space="preserve">is second (18.3%) — utility-scale renewables on BLM and National Forest land — followed by</w:t>
-      </w:r>
-      <w:r>
-        <w:t xml:space="preserve"> </w:t>
-      </w:r>
-      <w:r>
-        <w:rPr>
-          <w:bCs/>
-          <w:b/>
-        </w:rPr>
-        <w:t xml:space="preserve">PMA/TVA</w:t>
-      </w:r>
-      <w:r>
-        <w:t xml:space="preserve"> </w:t>
-      </w:r>
-      <w:r>
-        <w:t xml:space="preserve">(17.1%) and</w:t>
-      </w:r>
-      <w:r>
-        <w:t xml:space="preserve"> </w:t>
-      </w:r>
-      <w:r>
-        <w:rPr>
-          <w:bCs/>
-          <w:b/>
-        </w:rPr>
-        <w:t xml:space="preserve">Direct Action</w:t>
-      </w:r>
-      <w:r>
-        <w:t xml:space="preserve"> </w:t>
-      </w:r>
-      <w:r>
-        <w:t xml:space="preserve">(15.3%, dominated by DOE’s own facilities and laboratories).</w:t>
+        <w:t xml:space="preserve">Nearly half of all decarbonization NEPA reviews exist because a federal agency provided money. Land access is second (18.3%), reflecting utility-scale renewables on BLM and National Forest land, followed by the power marketing administrations and TVA (17.1%) and direct federal action (15.3%), the latter dominated by DOE’s own facilities and laboratories.</w:t>
       </w:r>
     </w:p>
     <w:tbl>
@@ -910,13 +836,13 @@
       </w:tr>
     </w:tbl>
     <w:bookmarkEnd w:id="33"/>
-    <w:bookmarkStart w:id="38" w:name="trigger-type-by-review-process"/>
+    <w:bookmarkStart w:id="38" w:name="Xe7527c306bb75b1b31786e14763e3ff636b4e1f"/>
     <w:p>
       <w:pPr>
         <w:pStyle w:val="Heading2"/>
       </w:pPr>
       <w:r>
-        <w:t xml:space="preserve">Trigger type by review process</w:t>
+        <w:t xml:space="preserve">Each review process draws on a different trigger mix</w:t>
       </w:r>
     </w:p>
     <w:p>
@@ -924,7 +850,7 @@
         <w:pStyle w:val="FirstParagraph"/>
       </w:pPr>
       <w:r>
-        <w:t xml:space="preserve">The three review processes have sharply different trigger profiles. CEs are dominated by funding — DOE’s clean energy grant and loan programs generate an enormous volume of low-complexity actions. EAs show the most balanced mix. EISs skew toward land, PMA/TVA, and permits: the larger, more contested projects tend to be sited on public land, federally built, or federally licensed.</w:t>
+        <w:t xml:space="preserve">The three review processes have distinct trigger profiles. CEs are dominated by funding — DOE’s clean energy grant and loan programs generate a high volume of low-complexity actions. EAs show the most balanced mix. EISs skew toward land, PMA/TVA, and permits: the larger, more contested projects tend to be sited on public land, federally built, or federally licensed.</w:t>
       </w:r>
     </w:p>
     <w:tbl>
@@ -1006,13 +932,13 @@
       </w:tr>
     </w:tbl>
     <w:bookmarkEnd w:id="38"/>
-    <w:bookmarkStart w:id="43" w:name="X8348e00bfdab1c9c7dcd36664a120b9131fa3a1"/>
+    <w:bookmarkStart w:id="43" w:name="X58a353688734eb00dfdfd81e41a4b784365675e"/>
     <w:p>
       <w:pPr>
         <w:pStyle w:val="Heading2"/>
       </w:pPr>
       <w:r>
-        <w:t xml:space="preserve">What review pathway does each trigger produce?</w:t>
+        <w:t xml:space="preserve">Trigger class predicts the level of review</w:t>
       </w:r>
     </w:p>
     <w:p>
@@ -1020,23 +946,7 @@
         <w:pStyle w:val="FirstParagraph"/>
       </w:pPr>
       <w:r>
-        <w:t xml:space="preserve">Inverting the view reveals the finding with the most policy weight:</w:t>
-      </w:r>
-      <w:r>
-        <w:t xml:space="preserve"> </w:t>
-      </w:r>
-      <w:r>
-        <w:rPr>
-          <w:bCs/>
-          <w:b/>
-        </w:rPr>
-        <w:t xml:space="preserve">trigger class predicts regulatory intensity.</w:t>
-      </w:r>
-      <w:r>
-        <w:t xml:space="preserve"> </w:t>
-      </w:r>
-      <w:r>
-        <w:t xml:space="preserve">Funding-triggered projects are 99% CEs. Land- and permit-triggered projects generate substantially more EAs and EISs — 14% and 46% respectively.</w:t>
+        <w:t xml:space="preserve">Read the other way, the same data reveal a sharp split by trigger: funding-triggered projects are 99% CEs, while land- and permit-triggered projects generate substantially more EAs and EISs — 14% and 46% respectively.</w:t>
       </w:r>
     </w:p>
     <w:tbl>
@@ -1118,13 +1028,13 @@
       </w:tr>
     </w:tbl>
     <w:bookmarkEnd w:id="43"/>
-    <w:bookmarkStart w:id="48" w:name="trigger-by-department"/>
+    <w:bookmarkStart w:id="48" w:name="Xca0104d7e7d980d0baee984dd4d40ef1c67b5b5"/>
     <w:p>
       <w:pPr>
         <w:pStyle w:val="Heading2"/>
       </w:pPr>
       <w:r>
-        <w:t xml:space="preserve">Trigger by department</w:t>
+        <w:t xml:space="preserve">Department jurisdiction shapes the trigger mix</w:t>
       </w:r>
     </w:p>
     <w:p>
@@ -1214,13 +1124,13 @@
       </w:tr>
     </w:tbl>
     <w:bookmarkEnd w:id="48"/>
-    <w:bookmarkStart w:id="53" w:name="trigger-by-energy-technology"/>
+    <w:bookmarkStart w:id="53" w:name="technology-mirrors-the-same-nexus-logic"/>
     <w:p>
       <w:pPr>
         <w:pStyle w:val="Heading2"/>
       </w:pPr>
       <w:r>
-        <w:t xml:space="preserve">Trigger by energy technology</w:t>
+        <w:t xml:space="preserve">Technology mirrors the same nexus logic</w:t>
       </w:r>
     </w:p>
     <w:p>
@@ -1310,13 +1220,13 @@
       </w:tr>
     </w:tbl>
     <w:bookmarkEnd w:id="53"/>
-    <w:bookmarkStart w:id="58" w:name="how-much-federal-money-is-involved"/>
+    <w:bookmarkStart w:id="58" w:name="Xffd9cd9707676f22835a7b10b53d7ea4c3ca0c6"/>
     <w:p>
       <w:pPr>
         <w:pStyle w:val="Heading2"/>
       </w:pPr>
       <w:r>
-        <w:t xml:space="preserve">How much federal money is involved?</w:t>
+        <w:t xml:space="preserve">Few documents disclose a funding amount, and those that do skew small</w:t>
       </w:r>
     </w:p>
     <w:p>
@@ -1324,23 +1234,7 @@
         <w:pStyle w:val="FirstParagraph"/>
       </w:pPr>
       <w:r>
-        <w:t xml:space="preserve">For funding-triggered projects, we also extracted the dollar amounts where documents state them.</w:t>
-      </w:r>
-      <w:r>
-        <w:t xml:space="preserve"> </w:t>
-      </w:r>
-      <w:r>
-        <w:rPr>
-          <w:bCs/>
-          <w:b/>
-        </w:rPr>
-        <w:t xml:space="preserve">An important caveat: most NEPA documents do not report an award figure</w:t>
-      </w:r>
-      <w:r>
-        <w:t xml:space="preserve"> </w:t>
-      </w:r>
-      <w:r>
-        <w:t xml:space="preserve">— only a fraction of funding-triggered reviews contain an extractable amount, so the distribution below describes typical award sizes among reviews that disclose them, not the full portfolio. With that caution, the extracted amounts show most disclosed grant-scale awards falling in the tens of thousands to low millions of dollars, with loan guarantees and cooperative agreements reaching far higher.</w:t>
+        <w:t xml:space="preserve">For funding-triggered projects, we also extracted the dollar amounts where documents state them, though most NEPA documents do not report an award figure. Only a fraction of funding-triggered reviews contain an extractable amount, so the distribution below describes typical award sizes among reviews that disclose them, not the full portfolio. With that caution, the extracted amounts show most disclosed grant-scale awards falling in the tens of thousands to low millions of dollars, with loan guarantees and cooperative agreements reaching far higher.</w:t>
       </w:r>
     </w:p>
     <w:tbl>
@@ -1463,7 +1357,7 @@
         <w:t xml:space="preserve"> </w:t>
       </w:r>
       <w:r>
-        <w:t xml:space="preserve">of reviews while barely touching the reviews that take meaningful time: the median CE concludes in under a month, and funding-triggered projects rarely escalate to an EA or EIS. Exempting funding is unlikely to produce a newfound burst of speed for decarbonization deployment.</w:t>
+        <w:t xml:space="preserve">of reviews while barely touching the reviews that take meaningful time: the median CE concludes in under a month, and funding-triggered projects rarely escalate to an EA or EIS. Exempting funding is unlikely to produce meaningful acceleration for decarbonization deployment.</w:t>
       </w:r>
     </w:p>
     <w:p>

--- a/phase2/factsheets/factsheet2_triggers.docx
+++ b/phase2/factsheets/factsheet2_triggers.docx
@@ -7,43 +7,7 @@
         <w:pStyle w:val="Title"/>
       </w:pPr>
       <w:r>
-        <w:t xml:space="preserve">What</w:t>
-      </w:r>
-      <w:r>
-        <w:t xml:space="preserve"> </w:t>
-      </w:r>
-      <w:r>
-        <w:t xml:space="preserve">Triggers</w:t>
-      </w:r>
-      <w:r>
-        <w:t xml:space="preserve"> </w:t>
-      </w:r>
-      <w:r>
-        <w:t xml:space="preserve">NEPA</w:t>
-      </w:r>
-      <w:r>
-        <w:t xml:space="preserve"> </w:t>
-      </w:r>
-      <w:r>
-        <w:t xml:space="preserve">Review</w:t>
-      </w:r>
-      <w:r>
-        <w:t xml:space="preserve"> </w:t>
-      </w:r>
-      <w:r>
-        <w:t xml:space="preserve">for</w:t>
-      </w:r>
-      <w:r>
-        <w:t xml:space="preserve"> </w:t>
-      </w:r>
-      <w:r>
-        <w:t xml:space="preserve">Decarbonization</w:t>
-      </w:r>
-      <w:r>
-        <w:t xml:space="preserve"> </w:t>
-      </w:r>
-      <w:r>
-        <w:t xml:space="preserve">Projects?</w:t>
+        <w:t xml:space="preserve">What Triggers NEPA Review for Decarbonization Projects?</w:t>
       </w:r>
     </w:p>
     <w:p>
@@ -51,67 +15,7 @@
         <w:pStyle w:val="Subtitle"/>
       </w:pPr>
       <w:r>
-        <w:t xml:space="preserve">NEPA</w:t>
-      </w:r>
-      <w:r>
-        <w:t xml:space="preserve"> </w:t>
-      </w:r>
-      <w:r>
-        <w:t xml:space="preserve">by</w:t>
-      </w:r>
-      <w:r>
-        <w:t xml:space="preserve"> </w:t>
-      </w:r>
-      <w:r>
-        <w:t xml:space="preserve">the</w:t>
-      </w:r>
-      <w:r>
-        <w:t xml:space="preserve"> </w:t>
-      </w:r>
-      <w:r>
-        <w:t xml:space="preserve">Numbers</w:t>
-      </w:r>
-      <w:r>
-        <w:t xml:space="preserve"> </w:t>
-      </w:r>
-      <w:r>
-        <w:t xml:space="preserve">—</w:t>
-      </w:r>
-      <w:r>
-        <w:t xml:space="preserve"> </w:t>
-      </w:r>
-      <w:r>
-        <w:t xml:space="preserve">Fact</w:t>
-      </w:r>
-      <w:r>
-        <w:t xml:space="preserve"> </w:t>
-      </w:r>
-      <w:r>
-        <w:t xml:space="preserve">Sheet</w:t>
-      </w:r>
-      <w:r>
-        <w:t xml:space="preserve"> </w:t>
-      </w:r>
-      <w:r>
-        <w:t xml:space="preserve">2:</w:t>
-      </w:r>
-      <w:r>
-        <w:t xml:space="preserve"> </w:t>
-      </w:r>
-      <w:r>
-        <w:t xml:space="preserve">The</w:t>
-      </w:r>
-      <w:r>
-        <w:t xml:space="preserve"> </w:t>
-      </w:r>
-      <w:r>
-        <w:t xml:space="preserve">Federal</w:t>
-      </w:r>
-      <w:r>
-        <w:t xml:space="preserve"> </w:t>
-      </w:r>
-      <w:r>
-        <w:t xml:space="preserve">Nexus</w:t>
+        <w:t xml:space="preserve">NEPA by the Numbers — Fact Sheet 2: The Federal Nexus</w:t>
       </w:r>
     </w:p>
     <w:p>
@@ -119,22 +23,10 @@
         <w:pStyle w:val="Date"/>
       </w:pPr>
       <w:r>
-        <w:t xml:space="preserve">July</w:t>
-      </w:r>
-      <w:r>
-        <w:t xml:space="preserve"> </w:t>
-      </w:r>
-      <w:r>
-        <w:t xml:space="preserve">24,</w:t>
-      </w:r>
-      <w:r>
-        <w:t xml:space="preserve"> </w:t>
-      </w:r>
-      <w:r>
-        <w:t xml:space="preserve">2026</w:t>
-      </w:r>
-    </w:p>
-    <w:bookmarkStart w:id="23" w:name="key-findings"/>
+        <w:t xml:space="preserve">July 31, 2026</w:t>
+      </w:r>
+    </w:p>
+    <w:bookmarkStart w:id="12" w:name="key-findings"/>
     <w:p>
       <w:pPr>
         <w:pStyle w:val="Heading2"/>
@@ -148,17 +40,16 @@
         <w:tblStyle w:val="Table"/>
         <w:tblLook w:firstRow="0" w:lastRow="0" w:firstColumn="0" w:lastColumn="0" w:noHBand="0" w:noVBand="0" w:val="0000"/>
         <w:tblBorders>
+          <w:top w:val="single" w:sz="4" w:space="0" w:color="0758E5"/>
           <w:left w:val="single" w:sz="24" w:space="0" w:color="0758E5"/>
+          <w:bottom w:val="single" w:sz="4" w:space="0" w:color="0758E5"/>
           <w:right w:val="single" w:sz="4" w:space="0" w:color="0758E5"/>
-          <w:top w:val="single" w:sz="4" w:space="0" w:color="0758E5"/>
-          <w:bottom w:val="single" w:sz="4" w:space="0" w:color="0758E5"/>
         </w:tblBorders>
         <w:tblCellMar>
           <w:left w:w="144" w:type="dxa"/>
           <w:right w:w="144" w:type="dxa"/>
         </w:tblCellMar>
-        <w:tblInd w:w="164" w:type="dxa"/>
-        <w:tblW w:type="pct" w:w="100%"/>
+        <w:tblLook w:firstRow="0" w:lastRow="0" w:firstColumn="0" w:lastColumn="0" w:noHBand="0" w:noVBand="0" w:val="0000"/>
       </w:tblPr>
       <w:tr>
         <w:trPr>
@@ -185,18 +76,18 @@
                 <wp:inline>
                   <wp:extent cx="152400" cy="152400"/>
                   <wp:effectExtent b="0" l="0" r="0" t="0"/>
-                  <wp:docPr descr="" title="" id="21" name="Picture"/>
+                  <wp:docPr descr="" title="" id="10" name="Picture"/>
                   <a:graphic>
                     <a:graphicData uri="http://schemas.openxmlformats.org/drawingml/2006/picture">
                       <pic:pic>
                         <pic:nvPicPr>
-                          <pic:cNvPr descr="/Applications/quarto/share/formats/docx/note.png" id="22" name="Picture"/>
+                          <pic:cNvPr descr="/Applications/Positron.app/Contents/Resources/app/quarto/share/formats/docx/note.png" id="11" name="Picture"/>
                           <pic:cNvPicPr>
                             <a:picLocks noChangeArrowheads="1" noChangeAspect="1"/>
                           </pic:cNvPicPr>
                         </pic:nvPicPr>
                         <pic:blipFill>
-                          <a:blip r:embed="rId20"/>
+                          <a:blip r:embed="rId9"/>
                           <a:stretch>
                             <a:fillRect/>
                           </a:stretch>
@@ -247,16 +138,16 @@
           </w:tcPr>
           <w:p>
             <w:pPr>
+              <w:pStyle w:val="Compact"/>
               <w:numPr>
                 <w:ilvl w:val="0"/>
                 <w:numId w:val="1001"/>
               </w:numPr>
-              <w:pStyle w:val="Compact"/>
             </w:pPr>
             <w:r>
               <w:rPr>
+                <w:b/>
                 <w:bCs/>
-                <w:b/>
               </w:rPr>
               <w:t xml:space="preserve">Federal funding is the dominant NEPA trigger for decarbonization projects</w:t>
             </w:r>
@@ -269,16 +160,16 @@
           </w:p>
           <w:p>
             <w:pPr>
+              <w:pStyle w:val="Compact"/>
               <w:numPr>
                 <w:ilvl w:val="0"/>
                 <w:numId w:val="1001"/>
               </w:numPr>
-              <w:pStyle w:val="Compact"/>
             </w:pPr>
             <w:r>
               <w:rPr>
+                <w:b/>
                 <w:bCs/>
-                <w:b/>
               </w:rPr>
               <w:t xml:space="preserve">But funding-triggered reviews are almost entirely categorically excluded</w:t>
             </w:r>
@@ -291,16 +182,16 @@
           </w:p>
           <w:p>
             <w:pPr>
+              <w:pStyle w:val="Compact"/>
               <w:numPr>
                 <w:ilvl w:val="0"/>
                 <w:numId w:val="1001"/>
               </w:numPr>
-              <w:pStyle w:val="Compact"/>
             </w:pPr>
             <w:r>
               <w:rPr>
+                <w:b/>
                 <w:bCs/>
-                <w:b/>
               </w:rPr>
               <w:t xml:space="preserve">The triggers that produce heavyweight reviews are land and permits, not money.</w:t>
             </w:r>
@@ -313,16 +204,16 @@
           </w:p>
           <w:p>
             <w:pPr>
+              <w:pStyle w:val="Compact"/>
               <w:numPr>
                 <w:ilvl w:val="0"/>
                 <w:numId w:val="1001"/>
               </w:numPr>
-              <w:pStyle w:val="Compact"/>
             </w:pPr>
             <w:r>
               <w:rPr>
+                <w:b/>
                 <w:bCs/>
-                <w:b/>
               </w:rPr>
               <w:t xml:space="preserve">Trigger patterns follow institutional logic.</w:t>
             </w:r>
@@ -330,9 +221,10 @@
               <w:t xml:space="preserve"> </w:t>
             </w:r>
             <w:r>
-              <w:t xml:space="preserve">Transmission projects skew toward the federal power marketing administrations, solar and wind split between BLM land and DOE funding, and emerging technologies (storage, CCS) are funding-driven.</w:t>
-            </w:r>
-          </w:p>
+              <w:t xml:space="preserve">Transmission projects skew toward the federal power marketing administrations; solar and onshore wind are mostly funding-triggered, with BLM land access the clear second nexus; and emerging technologies (storage, CCS) are funding-driven.</w:t>
+            </w:r>
+          </w:p>
+          <w:p/>
         </w:tc>
       </w:tr>
     </w:tbl>
@@ -343,8 +235,8 @@
         </w:pict>
       </w:r>
     </w:p>
-    <w:bookmarkEnd w:id="23"/>
-    <w:bookmarkStart w:id="24" w:name="introduction"/>
+    <w:bookmarkEnd w:id="12"/>
+    <w:bookmarkStart w:id="13" w:name="introduction"/>
     <w:p>
       <w:pPr>
         <w:pStyle w:val="Heading1"/>
@@ -365,8 +257,8 @@
       </w:r>
       <w:r>
         <w:rPr>
+          <w:i/>
           <w:iCs/>
-          <w:i/>
         </w:rPr>
         <w:t xml:space="preserve">scope</w:t>
       </w:r>
@@ -380,13 +272,7 @@
         <w:t xml:space="preserve"> </w:t>
       </w:r>
       <w:r>
-        <w:t xml:space="preserve">“</w:t>
-      </w:r>
-      <w:r>
-        <w:t xml:space="preserve">major federal action.</w:t>
-      </w:r>
-      <w:r>
-        <w:t xml:space="preserve">”</w:t>
+        <w:t xml:space="preserve">“major federal action.”</w:t>
       </w:r>
       <w:r>
         <w:t xml:space="preserve"> </w:t>
@@ -407,8 +293,8 @@
       </w:r>
       <w:r>
         <w:rPr>
+          <w:i/>
           <w:iCs/>
-          <w:i/>
         </w:rPr>
         <w:t xml:space="preserve">why</w:t>
       </w:r>
@@ -419,8 +305,8 @@
         <w:t xml:space="preserve">NEPA applied — the federal hook that brought the project into environmental review.</w:t>
       </w:r>
     </w:p>
-    <w:bookmarkEnd w:id="24"/>
-    <w:bookmarkStart w:id="28" w:name="methodology"/>
+    <w:bookmarkEnd w:id="13"/>
+    <w:bookmarkStart w:id="17" w:name="methodology"/>
     <w:p>
       <w:pPr>
         <w:pStyle w:val="Heading1"/>
@@ -429,7 +315,7 @@
         <w:t xml:space="preserve">Methodology</w:t>
       </w:r>
     </w:p>
-    <w:bookmarkStart w:id="25" w:name="scope-and-trigger-definitions"/>
+    <w:bookmarkStart w:id="14" w:name="scope-and-trigger-definitions"/>
     <w:p>
       <w:pPr>
         <w:pStyle w:val="Heading2"/>
@@ -450,8 +336,8 @@
       <w:tblPr>
         <w:tblStyle w:val="Table"/>
         <w:tblW w:type="pct" w:w="5000"/>
+        <w:tblLayout w:type="fixed"/>
         <w:tblLook w:firstRow="1" w:lastRow="0" w:firstColumn="0" w:lastColumn="0" w:noHBand="0" w:noVBand="0" w:val="0020"/>
-        <w:jc w:val="start"/>
       </w:tblPr>
       <w:tblGrid>
         <w:gridCol w:w="2880"/>
@@ -459,7 +345,7 @@
       </w:tblGrid>
       <w:tr>
         <w:trPr>
-          <w:tblHeader w:val="true"/>
+          <w:tblHeader w:val="on"/>
         </w:trPr>
         <w:tc>
           <w:tcPr/>
@@ -496,8 +382,8 @@
             </w:pPr>
             <w:r>
               <w:rPr>
+                <w:b/>
                 <w:bCs/>
-                <w:b/>
               </w:rPr>
               <w:t xml:space="preserve">Funding</w:t>
             </w:r>
@@ -526,8 +412,8 @@
             </w:pPr>
             <w:r>
               <w:rPr>
+                <w:b/>
                 <w:bCs/>
-                <w:b/>
               </w:rPr>
               <w:t xml:space="preserve">Land</w:t>
             </w:r>
@@ -556,8 +442,8 @@
             </w:pPr>
             <w:r>
               <w:rPr>
+                <w:b/>
                 <w:bCs/>
-                <w:b/>
               </w:rPr>
               <w:t xml:space="preserve">PMA/TVA</w:t>
             </w:r>
@@ -586,8 +472,8 @@
             </w:pPr>
             <w:r>
               <w:rPr>
+                <w:b/>
                 <w:bCs/>
-                <w:b/>
               </w:rPr>
               <w:t xml:space="preserve">Direct Action</w:t>
             </w:r>
@@ -616,8 +502,8 @@
             </w:pPr>
             <w:r>
               <w:rPr>
+                <w:b/>
                 <w:bCs/>
-                <w:b/>
               </w:rPr>
               <w:t xml:space="preserve">Permit</w:t>
             </w:r>
@@ -646,8 +532,8 @@
             </w:pPr>
             <w:r>
               <w:rPr>
+                <w:b/>
                 <w:bCs/>
-                <w:b/>
               </w:rPr>
               <w:t xml:space="preserve">Program</w:t>
             </w:r>
@@ -676,8 +562,8 @@
             </w:pPr>
             <w:r>
               <w:rPr>
+                <w:b/>
                 <w:bCs/>
-                <w:b/>
               </w:rPr>
               <w:t xml:space="preserve">Property Transaction</w:t>
             </w:r>
@@ -697,8 +583,8 @@
         </w:tc>
       </w:tr>
     </w:tbl>
-    <w:bookmarkEnd w:id="25"/>
-    <w:bookmarkStart w:id="27" w:name="classification-approach-and-caveats"/>
+    <w:bookmarkEnd w:id="14"/>
+    <w:bookmarkStart w:id="16" w:name="classification-approach-and-caveats"/>
     <w:p>
       <w:pPr>
         <w:pStyle w:val="Heading2"/>
@@ -717,7 +603,7 @@
       <w:r>
         <w:t xml:space="preserve"> </w:t>
       </w:r>
-      <w:hyperlink r:id="rId26">
+      <w:hyperlink r:id="rId15">
         <w:r>
           <w:rPr>
             <w:rStyle w:val="Hyperlink"/>
@@ -729,9 +615,9 @@
         <w:t xml:space="preserve">.</w:t>
       </w:r>
     </w:p>
-    <w:bookmarkEnd w:id="27"/>
-    <w:bookmarkEnd w:id="28"/>
-    <w:bookmarkStart w:id="59" w:name="results"/>
+    <w:bookmarkEnd w:id="16"/>
+    <w:bookmarkEnd w:id="17"/>
+    <w:bookmarkStart w:id="48" w:name="results"/>
     <w:p>
       <w:pPr>
         <w:pStyle w:val="Heading1"/>
@@ -740,7 +626,7 @@
         <w:t xml:space="preserve">Results</w:t>
       </w:r>
     </w:p>
-    <w:bookmarkStart w:id="33" w:name="Xc6b8d2dff03890bc2f33874cabfaea9bb7183a4"/>
+    <w:bookmarkStart w:id="22" w:name="Xc6b8d2dff03890bc2f33874cabfaea9bb7183a4"/>
     <w:p>
       <w:pPr>
         <w:pStyle w:val="Heading2"/>
@@ -754,15 +640,15 @@
         <w:pStyle w:val="FirstParagraph"/>
       </w:pPr>
       <w:r>
-        <w:t xml:space="preserve">Nearly half of all decarbonization NEPA reviews exist because a federal agency provided money. Land access is second (18.3%), reflecting utility-scale renewables on BLM and National Forest land, followed by the power marketing administrations and TVA (17.1%) and direct federal action (15.3%), the latter dominated by DOE’s own facilities and laboratories.</w:t>
+        <w:t xml:space="preserve">44.4% of all decarbonization NEPA reviews — more than two in five — exist because a federal agency provided money. Land access is second (18.3%), reflecting utility-scale renewables on BLM and National Forest land, followed by the power marketing administrations and TVA (17.1%) and direct federal action (15.3%), the latter dominated by DOE’s own facilities and laboratories.</w:t>
       </w:r>
     </w:p>
     <w:tbl>
       <w:tblPr>
         <w:tblStyle w:val="Table"/>
         <w:tblW w:type="pct" w:w="5000"/>
+        <w:tblLayout w:type="fixed"/>
         <w:tblLook w:firstRow="0" w:lastRow="0" w:firstColumn="0" w:lastColumn="0" w:noHBand="0" w:noVBand="0" w:val="0000"/>
-        <w:jc w:val="start"/>
       </w:tblPr>
       <w:tblGrid>
         <w:gridCol w:w="7920"/>
@@ -770,9 +656,10 @@
       <w:tr>
         <w:tc>
           <w:tcPr/>
-          <w:bookmarkStart w:id="32" w:name="fig-trigger-counts"/>
-          <w:p>
-            <w:pPr>
+          <w:bookmarkStart w:id="21" w:name="fig-trigger-counts"/>
+          <w:p>
+            <w:pPr>
+              <w:pStyle w:val="Compact"/>
               <w:jc w:val="center"/>
             </w:pPr>
             <w:r>
@@ -780,18 +667,18 @@
                 <wp:inline>
                   <wp:extent cx="5067300" cy="2787015"/>
                   <wp:effectExtent b="0" l="0" r="0" t="0"/>
-                  <wp:docPr descr="" title="" id="30" name="Picture"/>
+                  <wp:docPr descr="" title="" id="19" name="Picture"/>
                   <a:graphic>
                     <a:graphicData uri="http://schemas.openxmlformats.org/drawingml/2006/picture">
                       <pic:pic>
                         <pic:nvPicPr>
-                          <pic:cNvPr descr="../output/factsheet/figures/fs2_trigger_counts.png" id="31" name="Picture"/>
+                          <pic:cNvPr descr="../output/factsheet/figures/fs2_trigger_counts.png" id="20" name="Picture"/>
                           <pic:cNvPicPr>
                             <a:picLocks noChangeArrowheads="1" noChangeAspect="1"/>
                           </pic:cNvPicPr>
                         </pic:nvPicPr>
                         <pic:blipFill>
-                          <a:blip r:embed="rId29"/>
+                          <a:blip r:embed="rId18"/>
                           <a:stretch>
                             <a:fillRect/>
                           </a:stretch>
@@ -823,7 +710,7 @@
               <w:jc w:val="center"/>
             </w:pPr>
             <w:pPr>
-              <w:jc w:val="start"/>
+              <w:jc w:val="left"/>
               <w:spacing w:before="200"/>
               <w:pStyle w:val="ImageCaption"/>
             </w:pPr>
@@ -831,12 +718,12 @@
               <w:t xml:space="preserve">Figure 1: Note: Primary NEPA trigger across all decarbonization projects in NEPATEC 2.0.</w:t>
             </w:r>
           </w:p>
-          <w:bookmarkEnd w:id="32"/>
+          <w:bookmarkEnd w:id="21"/>
         </w:tc>
       </w:tr>
     </w:tbl>
-    <w:bookmarkEnd w:id="33"/>
-    <w:bookmarkStart w:id="38" w:name="Xe7527c306bb75b1b31786e14763e3ff636b4e1f"/>
+    <w:bookmarkEnd w:id="22"/>
+    <w:bookmarkStart w:id="27" w:name="Xe7527c306bb75b1b31786e14763e3ff636b4e1f"/>
     <w:p>
       <w:pPr>
         <w:pStyle w:val="Heading2"/>
@@ -857,8 +744,8 @@
       <w:tblPr>
         <w:tblStyle w:val="Table"/>
         <w:tblW w:type="pct" w:w="5000"/>
+        <w:tblLayout w:type="fixed"/>
         <w:tblLook w:firstRow="0" w:lastRow="0" w:firstColumn="0" w:lastColumn="0" w:noHBand="0" w:noVBand="0" w:val="0000"/>
-        <w:jc w:val="start"/>
       </w:tblPr>
       <w:tblGrid>
         <w:gridCol w:w="7920"/>
@@ -866,9 +753,10 @@
       <w:tr>
         <w:tc>
           <w:tcPr/>
-          <w:bookmarkStart w:id="37" w:name="fig-trigger-by-process"/>
-          <w:p>
-            <w:pPr>
+          <w:bookmarkStart w:id="26" w:name="fig-trigger-by-process"/>
+          <w:p>
+            <w:pPr>
+              <w:pStyle w:val="Compact"/>
               <w:jc w:val="center"/>
             </w:pPr>
             <w:r>
@@ -876,18 +764,18 @@
                 <wp:inline>
                   <wp:extent cx="4800600" cy="3900487"/>
                   <wp:effectExtent b="0" l="0" r="0" t="0"/>
-                  <wp:docPr descr="" title="" id="35" name="Picture"/>
+                  <wp:docPr descr="" title="" id="24" name="Picture"/>
                   <a:graphic>
                     <a:graphicData uri="http://schemas.openxmlformats.org/drawingml/2006/picture">
                       <pic:pic>
                         <pic:nvPicPr>
-                          <pic:cNvPr descr="../output/factsheet/figures/fig2_trigger_by_process.png" id="36" name="Picture"/>
+                          <pic:cNvPr descr="../output/factsheet/figures/fig2_trigger_by_process.png" id="25" name="Picture"/>
                           <pic:cNvPicPr>
                             <a:picLocks noChangeArrowheads="1" noChangeAspect="1"/>
                           </pic:cNvPicPr>
                         </pic:nvPicPr>
                         <pic:blipFill>
-                          <a:blip r:embed="rId34"/>
+                          <a:blip r:embed="rId23"/>
                           <a:stretch>
                             <a:fillRect/>
                           </a:stretch>
@@ -919,7 +807,7 @@
               <w:jc w:val="center"/>
             </w:pPr>
             <w:pPr>
-              <w:jc w:val="start"/>
+              <w:jc w:val="left"/>
               <w:spacing w:before="200"/>
               <w:pStyle w:val="ImageCaption"/>
             </w:pPr>
@@ -927,12 +815,12 @@
               <w:t xml:space="preserve">Figure 2: Note: Primary NEPA trigger composition within each review process (decarbonization projects). Percentage labels shown for segments &gt; 5%.</w:t>
             </w:r>
           </w:p>
-          <w:bookmarkEnd w:id="37"/>
+          <w:bookmarkEnd w:id="26"/>
         </w:tc>
       </w:tr>
     </w:tbl>
-    <w:bookmarkEnd w:id="38"/>
-    <w:bookmarkStart w:id="43" w:name="X58a353688734eb00dfdfd81e41a4b784365675e"/>
+    <w:bookmarkEnd w:id="27"/>
+    <w:bookmarkStart w:id="32" w:name="X58a353688734eb00dfdfd81e41a4b784365675e"/>
     <w:p>
       <w:pPr>
         <w:pStyle w:val="Heading2"/>
@@ -953,8 +841,8 @@
       <w:tblPr>
         <w:tblStyle w:val="Table"/>
         <w:tblW w:type="pct" w:w="5000"/>
+        <w:tblLayout w:type="fixed"/>
         <w:tblLook w:firstRow="0" w:lastRow="0" w:firstColumn="0" w:lastColumn="0" w:noHBand="0" w:noVBand="0" w:val="0000"/>
-        <w:jc w:val="start"/>
       </w:tblPr>
       <w:tblGrid>
         <w:gridCol w:w="7920"/>
@@ -962,9 +850,10 @@
       <w:tr>
         <w:tc>
           <w:tcPr/>
-          <w:bookmarkStart w:id="42" w:name="fig-process-by-trigger"/>
-          <w:p>
-            <w:pPr>
+          <w:bookmarkStart w:id="31" w:name="fig-process-by-trigger"/>
+          <w:p>
+            <w:pPr>
+              <w:pStyle w:val="Compact"/>
               <w:jc w:val="center"/>
             </w:pPr>
             <w:r>
@@ -972,18 +861,18 @@
                 <wp:inline>
                   <wp:extent cx="5067300" cy="2787015"/>
                   <wp:effectExtent b="0" l="0" r="0" t="0"/>
-                  <wp:docPr descr="" title="" id="40" name="Picture"/>
+                  <wp:docPr descr="" title="" id="29" name="Picture"/>
                   <a:graphic>
                     <a:graphicData uri="http://schemas.openxmlformats.org/drawingml/2006/picture">
                       <pic:pic>
                         <pic:nvPicPr>
-                          <pic:cNvPr descr="../output/factsheet/figures/fs2_process_by_trigger.png" id="41" name="Picture"/>
+                          <pic:cNvPr descr="../output/factsheet/figures/fs2_process_by_trigger.png" id="30" name="Picture"/>
                           <pic:cNvPicPr>
                             <a:picLocks noChangeArrowheads="1" noChangeAspect="1"/>
                           </pic:cNvPicPr>
                         </pic:nvPicPr>
                         <pic:blipFill>
-                          <a:blip r:embed="rId39"/>
+                          <a:blip r:embed="rId28"/>
                           <a:stretch>
                             <a:fillRect/>
                           </a:stretch>
@@ -1015,20 +904,20 @@
               <w:jc w:val="center"/>
             </w:pPr>
             <w:pPr>
-              <w:jc w:val="start"/>
+              <w:jc w:val="left"/>
               <w:spacing w:before="200"/>
               <w:pStyle w:val="ImageCaption"/>
             </w:pPr>
             <w:r>
-              <w:t xml:space="preserve">Figure 3: Note: Share of CE, EA, and EIS reviews within each primary trigger class (decarbonization projects; Unknown omitted). Right-side labels show total projects.</w:t>
-            </w:r>
-          </w:p>
-          <w:bookmarkEnd w:id="42"/>
+              <w:t xml:space="preserve">Figure 3: Note: Share of CE, EA, and EIS reviews within each primary trigger class (decarbonization projects; the small Unknown class shown for completeness). Right-side labels show total projects.</w:t>
+            </w:r>
+          </w:p>
+          <w:bookmarkEnd w:id="31"/>
         </w:tc>
       </w:tr>
     </w:tbl>
-    <w:bookmarkEnd w:id="43"/>
-    <w:bookmarkStart w:id="48" w:name="Xca0104d7e7d980d0baee984dd4d40ef1c67b5b5"/>
+    <w:bookmarkEnd w:id="32"/>
+    <w:bookmarkStart w:id="37" w:name="Xca0104d7e7d980d0baee984dd4d40ef1c67b5b5"/>
     <w:p>
       <w:pPr>
         <w:pStyle w:val="Heading2"/>
@@ -1049,8 +938,8 @@
       <w:tblPr>
         <w:tblStyle w:val="Table"/>
         <w:tblW w:type="pct" w:w="5000"/>
+        <w:tblLayout w:type="fixed"/>
         <w:tblLook w:firstRow="0" w:lastRow="0" w:firstColumn="0" w:lastColumn="0" w:noHBand="0" w:noVBand="0" w:val="0000"/>
-        <w:jc w:val="start"/>
       </w:tblPr>
       <w:tblGrid>
         <w:gridCol w:w="7920"/>
@@ -1058,9 +947,10 @@
       <w:tr>
         <w:tc>
           <w:tcPr/>
-          <w:bookmarkStart w:id="47" w:name="fig-dept"/>
-          <w:p>
-            <w:pPr>
+          <w:bookmarkStart w:id="36" w:name="fig-dept"/>
+          <w:p>
+            <w:pPr>
+              <w:pStyle w:val="Compact"/>
               <w:jc w:val="center"/>
             </w:pPr>
             <w:r>
@@ -1068,18 +958,18 @@
                 <wp:inline>
                   <wp:extent cx="5334000" cy="2872153"/>
                   <wp:effectExtent b="0" l="0" r="0" t="0"/>
-                  <wp:docPr descr="" title="" id="45" name="Picture"/>
+                  <wp:docPr descr="" title="" id="34" name="Picture"/>
                   <a:graphic>
                     <a:graphicData uri="http://schemas.openxmlformats.org/drawingml/2006/picture">
                       <pic:pic>
                         <pic:nvPicPr>
-                          <pic:cNvPr descr="../output/factsheet/figures/fig4_department_trigger_heatmap.png" id="46" name="Picture"/>
+                          <pic:cNvPr descr="../output/factsheet/figures/fig4_department_trigger_heatmap.png" id="35" name="Picture"/>
                           <pic:cNvPicPr>
                             <a:picLocks noChangeArrowheads="1" noChangeAspect="1"/>
                           </pic:cNvPicPr>
                         </pic:nvPicPr>
                         <pic:blipFill>
-                          <a:blip r:embed="rId44"/>
+                          <a:blip r:embed="rId33"/>
                           <a:stretch>
                             <a:fillRect/>
                           </a:stretch>
@@ -1111,7 +1001,7 @@
               <w:jc w:val="center"/>
             </w:pPr>
             <w:pPr>
-              <w:jc w:val="start"/>
+              <w:jc w:val="left"/>
               <w:spacing w:before="200"/>
               <w:pStyle w:val="ImageCaption"/>
             </w:pPr>
@@ -1119,12 +1009,12 @@
               <w:t xml:space="preserve">Figure 4: Note: NEPA trigger distribution by federal parent department. Each row sums to 100%.</w:t>
             </w:r>
           </w:p>
-          <w:bookmarkEnd w:id="47"/>
+          <w:bookmarkEnd w:id="36"/>
         </w:tc>
       </w:tr>
     </w:tbl>
-    <w:bookmarkEnd w:id="48"/>
-    <w:bookmarkStart w:id="53" w:name="technology-mirrors-the-same-nexus-logic"/>
+    <w:bookmarkEnd w:id="37"/>
+    <w:bookmarkStart w:id="42" w:name="technology-mirrors-the-same-nexus-logic"/>
     <w:p>
       <w:pPr>
         <w:pStyle w:val="Heading2"/>
@@ -1138,15 +1028,15 @@
         <w:pStyle w:val="FirstParagraph"/>
       </w:pPr>
       <w:r>
-        <w:t xml:space="preserve">Technology patterns reflect the same nexus logic. Solar and onshore wind split between land (BLM rights-of-way) and funding (DOE grants). Transmission has the highest PMA/TVA share — BPA and WAPA build and maintain federal lines. Carbon capture and energy storage skew heavily toward funding, reflecting DOE’s grant programs for emerging technologies. Hydropower is distinctive for its permit share (FERC licensing of non-federal dams).</w:t>
+        <w:t xml:space="preserve">Technology patterns reflect the same nexus logic. Solar and onshore wind are mostly funding-triggered (DOE grants), with land (BLM rights-of-way) the clear second nexus. Transmission has the highest PMA/TVA share — BPA and WAPA build and maintain federal lines. Carbon capture and energy storage skew heavily toward funding, reflecting DOE’s grant programs for emerging technologies. Hydropower and nuclear stand out for their permit shares (FERC licensing of non-federal dams; NRC licensing).</w:t>
       </w:r>
     </w:p>
     <w:tbl>
       <w:tblPr>
         <w:tblStyle w:val="Table"/>
         <w:tblW w:type="pct" w:w="5000"/>
+        <w:tblLayout w:type="fixed"/>
         <w:tblLook w:firstRow="0" w:lastRow="0" w:firstColumn="0" w:lastColumn="0" w:noHBand="0" w:noVBand="0" w:val="0000"/>
-        <w:jc w:val="start"/>
       </w:tblPr>
       <w:tblGrid>
         <w:gridCol w:w="7920"/>
@@ -1154,9 +1044,10 @@
       <w:tr>
         <w:tc>
           <w:tcPr/>
-          <w:bookmarkStart w:id="52" w:name="fig-tech"/>
-          <w:p>
-            <w:pPr>
+          <w:bookmarkStart w:id="41" w:name="fig-tech"/>
+          <w:p>
+            <w:pPr>
+              <w:pStyle w:val="Compact"/>
               <w:jc w:val="center"/>
             </w:pPr>
             <w:r>
@@ -1164,18 +1055,18 @@
                 <wp:inline>
                   <wp:extent cx="5334000" cy="3151909"/>
                   <wp:effectExtent b="0" l="0" r="0" t="0"/>
-                  <wp:docPr descr="" title="" id="50" name="Picture"/>
+                  <wp:docPr descr="" title="" id="39" name="Picture"/>
                   <a:graphic>
                     <a:graphicData uri="http://schemas.openxmlformats.org/drawingml/2006/picture">
                       <pic:pic>
                         <pic:nvPicPr>
-                          <pic:cNvPr descr="../output/factsheet/figures/fig5_trigger_by_technology.png" id="51" name="Picture"/>
+                          <pic:cNvPr descr="../output/factsheet/figures/fig5_trigger_by_technology.png" id="40" name="Picture"/>
                           <pic:cNvPicPr>
                             <a:picLocks noChangeArrowheads="1" noChangeAspect="1"/>
                           </pic:cNvPicPr>
                         </pic:nvPicPr>
                         <pic:blipFill>
-                          <a:blip r:embed="rId49"/>
+                          <a:blip r:embed="rId38"/>
                           <a:stretch>
                             <a:fillRect/>
                           </a:stretch>
@@ -1207,7 +1098,7 @@
               <w:jc w:val="center"/>
             </w:pPr>
             <w:pPr>
-              <w:jc w:val="start"/>
+              <w:jc w:val="left"/>
               <w:spacing w:before="200"/>
               <w:pStyle w:val="ImageCaption"/>
             </w:pPr>
@@ -1215,12 +1106,12 @@
               <w:t xml:space="preserve">Figure 5: Note: Primary NEPA trigger by energy technology (technologies with at least 50 projects). Right-side labels show total projects.</w:t>
             </w:r>
           </w:p>
-          <w:bookmarkEnd w:id="52"/>
+          <w:bookmarkEnd w:id="41"/>
         </w:tc>
       </w:tr>
     </w:tbl>
-    <w:bookmarkEnd w:id="53"/>
-    <w:bookmarkStart w:id="58" w:name="Xffd9cd9707676f22835a7b10b53d7ea4c3ca0c6"/>
+    <w:bookmarkEnd w:id="42"/>
+    <w:bookmarkStart w:id="47" w:name="Xffd9cd9707676f22835a7b10b53d7ea4c3ca0c6"/>
     <w:p>
       <w:pPr>
         <w:pStyle w:val="Heading2"/>
@@ -1241,8 +1132,8 @@
       <w:tblPr>
         <w:tblStyle w:val="Table"/>
         <w:tblW w:type="pct" w:w="5000"/>
+        <w:tblLayout w:type="fixed"/>
         <w:tblLook w:firstRow="0" w:lastRow="0" w:firstColumn="0" w:lastColumn="0" w:noHBand="0" w:noVBand="0" w:val="0000"/>
-        <w:jc w:val="start"/>
       </w:tblPr>
       <w:tblGrid>
         <w:gridCol w:w="7920"/>
@@ -1250,9 +1141,10 @@
       <w:tr>
         <w:tc>
           <w:tcPr/>
-          <w:bookmarkStart w:id="57" w:name="fig-funding-amounts"/>
-          <w:p>
-            <w:pPr>
+          <w:bookmarkStart w:id="46" w:name="fig-funding-amounts"/>
+          <w:p>
+            <w:pPr>
+              <w:pStyle w:val="Compact"/>
               <w:jc w:val="center"/>
             </w:pPr>
             <w:r>
@@ -1260,18 +1152,18 @@
                 <wp:inline>
                   <wp:extent cx="5067300" cy="2799080"/>
                   <wp:effectExtent b="0" l="0" r="0" t="0"/>
-                  <wp:docPr descr="" title="" id="55" name="Picture"/>
+                  <wp:docPr descr="" title="" id="44" name="Picture"/>
                   <a:graphic>
                     <a:graphicData uri="http://schemas.openxmlformats.org/drawingml/2006/picture">
                       <pic:pic>
                         <pic:nvPicPr>
-                          <pic:cNvPr descr="../output/factsheet/figures/fig11_funding_amount_distribution.png" id="56" name="Picture"/>
+                          <pic:cNvPr descr="../output/factsheet/figures/fig11_funding_amount_distribution.png" id="45" name="Picture"/>
                           <pic:cNvPicPr>
                             <a:picLocks noChangeArrowheads="1" noChangeAspect="1"/>
                           </pic:cNvPicPr>
                         </pic:nvPicPr>
                         <pic:blipFill>
-                          <a:blip r:embed="rId54"/>
+                          <a:blip r:embed="rId43"/>
                           <a:stretch>
                             <a:fillRect/>
                           </a:stretch>
@@ -1303,7 +1195,7 @@
               <w:jc w:val="center"/>
             </w:pPr>
             <w:pPr>
-              <w:jc w:val="start"/>
+              <w:jc w:val="left"/>
               <w:spacing w:before="200"/>
               <w:pStyle w:val="ImageCaption"/>
             </w:pPr>
@@ -1311,13 +1203,13 @@
               <w:t xml:space="preserve">Figure 6: Note: Distribution of extracted federal funding amounts by mechanism type, among funding-triggered decarbonization reviews whose documents state an amount. Values above $5M top-coded; classes with fewer than 10 extracted amounts excluded. Violin = distribution; box = interquartile range with median.</w:t>
             </w:r>
           </w:p>
-          <w:bookmarkEnd w:id="57"/>
+          <w:bookmarkEnd w:id="46"/>
         </w:tc>
       </w:tr>
     </w:tbl>
-    <w:bookmarkEnd w:id="58"/>
-    <w:bookmarkEnd w:id="59"/>
-    <w:bookmarkStart w:id="60" w:name="conclusion-and-policy-implications"/>
+    <w:bookmarkEnd w:id="47"/>
+    <w:bookmarkEnd w:id="48"/>
+    <w:bookmarkStart w:id="49" w:name="conclusion-and-policy-implications"/>
     <w:p>
       <w:pPr>
         <w:pStyle w:val="Heading1"/>
@@ -1332,10 +1224,10 @@
       </w:pPr>
       <w:r>
         <w:rPr>
+          <w:b/>
           <w:bCs/>
-          <w:b/>
         </w:rPr>
-        <w:t xml:space="preserve">Nearly half of all decarbonization NEPA reviews are triggered by federal funding — but those reviews are almost entirely categorically excluded (99%).</w:t>
+        <w:t xml:space="preserve">More than two in five decarbonization NEPA reviews (44.4%) are triggered by federal funding — but those reviews are almost entirely categorically excluded (99%).</w:t>
       </w:r>
       <w:r>
         <w:t xml:space="preserve"> </w:t>
@@ -1348,8 +1240,8 @@
       </w:r>
       <w:r>
         <w:rPr>
+          <w:i/>
           <w:iCs/>
-          <w:i/>
         </w:rPr>
         <w:t xml:space="preserve">number</w:t>
       </w:r>
@@ -1381,37 +1273,37 @@
       </w:pPr>
       <w:r>
         <w:rPr>
+          <w:i/>
           <w:iCs/>
-          <w:i/>
         </w:rPr>
         <w:t xml:space="preserve">Data: NEPATEC 2.0, 20,725 decarbonization projects. Methods and full results:</w:t>
       </w:r>
       <w:r>
         <w:rPr>
+          <w:i/>
           <w:iCs/>
-          <w:i/>
         </w:rPr>
         <w:t xml:space="preserve"> </w:t>
       </w:r>
-      <w:hyperlink r:id="rId26">
+      <w:hyperlink r:id="rId15">
         <w:r>
           <w:rPr>
             <w:rStyle w:val="Hyperlink"/>
+            <w:i/>
             <w:iCs/>
-            <w:i/>
           </w:rPr>
           <w:t xml:space="preserve">Phase 2 Deliverable 1</w:t>
         </w:r>
       </w:hyperlink>
       <w:r>
         <w:rPr>
+          <w:i/>
           <w:iCs/>
-          <w:i/>
         </w:rPr>
         <w:t xml:space="preserve">.</w:t>
       </w:r>
     </w:p>
-    <w:bookmarkEnd w:id="60"/>
+    <w:bookmarkEnd w:id="49"/>
     <w:sectPr/>
   </w:body>
 </w:document>
@@ -1443,14 +1335,14 @@
 <file path=word/numbering.xml><?xml version="1.0" encoding="utf-8"?>
 <w:numbering xmlns:w="http://schemas.openxmlformats.org/wordprocessingml/2006/main">
   <w:abstractNum w:abstractNumId="990">
-    <w:nsid w:val="A990"/>
+    <w:nsid w:val="0000A990"/>
     <w:multiLevelType w:val="multilevel"/>
     <w:lvl w:ilvl="0">
       <w:numFmt w:val="bullet"/>
       <w:lvlText w:val=" "/>
       <w:lvlJc w:val="left"/>
       <w:pPr>
-        <w:ind w:left="720" w:hanging="480"/>
+        <w:ind w:left="720" w:hanging="360"/>
       </w:pPr>
     </w:lvl>
     <w:lvl w:ilvl="1">
@@ -1458,7 +1350,7 @@
       <w:lvlText w:val=" "/>
       <w:lvlJc w:val="left"/>
       <w:pPr>
-        <w:ind w:left="1440" w:hanging="480"/>
+        <w:ind w:left="1440" w:hanging="360"/>
       </w:pPr>
     </w:lvl>
     <w:lvl w:ilvl="2">
@@ -1466,7 +1358,7 @@
       <w:lvlText w:val=" "/>
       <w:lvlJc w:val="left"/>
       <w:pPr>
-        <w:ind w:left="2160" w:hanging="480"/>
+        <w:ind w:left="2160" w:hanging="360"/>
       </w:pPr>
     </w:lvl>
     <w:lvl w:ilvl="3">
@@ -1474,7 +1366,7 @@
       <w:lvlText w:val=" "/>
       <w:lvlJc w:val="left"/>
       <w:pPr>
-        <w:ind w:left="2880" w:hanging="480"/>
+        <w:ind w:left="2880" w:hanging="360"/>
       </w:pPr>
     </w:lvl>
     <w:lvl w:ilvl="4">
@@ -1482,7 +1374,7 @@
       <w:lvlText w:val=" "/>
       <w:lvlJc w:val="left"/>
       <w:pPr>
-        <w:ind w:left="3600" w:hanging="480"/>
+        <w:ind w:left="3600" w:hanging="360"/>
       </w:pPr>
     </w:lvl>
     <w:lvl w:ilvl="5">
@@ -1490,7 +1382,7 @@
       <w:lvlText w:val=" "/>
       <w:lvlJc w:val="left"/>
       <w:pPr>
-        <w:ind w:left="4320" w:hanging="480"/>
+        <w:ind w:left="4320" w:hanging="360"/>
       </w:pPr>
     </w:lvl>
     <w:lvl w:ilvl="6">
@@ -1498,7 +1390,7 @@
       <w:lvlText w:val=" "/>
       <w:lvlJc w:val="left"/>
       <w:pPr>
-        <w:ind w:left="5040" w:hanging="480"/>
+        <w:ind w:left="5040" w:hanging="360"/>
       </w:pPr>
     </w:lvl>
     <w:lvl w:ilvl="7">
@@ -1506,7 +1398,7 @@
       <w:lvlText w:val=" "/>
       <w:lvlJc w:val="left"/>
       <w:pPr>
-        <w:ind w:left="5760" w:hanging="480"/>
+        <w:ind w:left="5760" w:hanging="360"/>
       </w:pPr>
     </w:lvl>
     <w:lvl w:ilvl="8">
@@ -1514,84 +1406,111 @@
       <w:lvlText w:val=" "/>
       <w:lvlJc w:val="left"/>
       <w:pPr>
-        <w:ind w:left="6480" w:hanging="480"/>
+        <w:ind w:left="6480" w:hanging="360"/>
       </w:pPr>
     </w:lvl>
   </w:abstractNum>
   <w:abstractNum w:abstractNumId="991">
-    <w:nsid w:val="A991"/>
+    <w:nsid w:val="0000A991"/>
     <w:multiLevelType w:val="multilevel"/>
     <w:lvl w:ilvl="0">
       <w:numFmt w:val="bullet"/>
-      <w:lvlText w:val="•"/>
+      <w:lvlText w:val=""/>
       <w:lvlJc w:val="left"/>
       <w:pPr>
-        <w:ind w:left="720" w:hanging="480"/>
-      </w:pPr>
+        <w:ind w:left="720" w:hanging="360"/>
+      </w:pPr>
+      <w:rPr>
+        <w:rFonts w:ascii="Symbol" w:hAnsi="Symbol" w:cs="Symbol" w:hint="default"/>
+      </w:rPr>
     </w:lvl>
     <w:lvl w:ilvl="1">
       <w:numFmt w:val="bullet"/>
-      <w:lvlText w:val="–"/>
+      <w:lvlText w:val="o"/>
       <w:lvlJc w:val="left"/>
       <w:pPr>
-        <w:ind w:left="1440" w:hanging="480"/>
-      </w:pPr>
+        <w:ind w:left="1440" w:hanging="360"/>
+      </w:pPr>
+      <w:rPr>
+        <w:rFonts w:ascii="Courier New" w:hAnsi="Courier New" w:cs="Courier New" w:hint="default"/>
+      </w:rPr>
     </w:lvl>
     <w:lvl w:ilvl="2">
       <w:numFmt w:val="bullet"/>
-      <w:lvlText w:val="•"/>
+      <w:lvlText w:val=""/>
       <w:lvlJc w:val="left"/>
       <w:pPr>
-        <w:ind w:left="2160" w:hanging="480"/>
-      </w:pPr>
+        <w:ind w:left="2160" w:hanging="360"/>
+      </w:pPr>
+      <w:rPr>
+        <w:rFonts w:ascii="Wingdings" w:hAnsi="Wingdings" w:cs="Wingdings" w:hint="default"/>
+      </w:rPr>
     </w:lvl>
     <w:lvl w:ilvl="3">
       <w:numFmt w:val="bullet"/>
-      <w:lvlText w:val="–"/>
+      <w:lvlText w:val=""/>
       <w:lvlJc w:val="left"/>
       <w:pPr>
-        <w:ind w:left="2880" w:hanging="480"/>
-      </w:pPr>
+        <w:ind w:left="2880" w:hanging="360"/>
+      </w:pPr>
+      <w:rPr>
+        <w:rFonts w:ascii="Symbol" w:hAnsi="Symbol" w:cs="Symbol" w:hint="default"/>
+      </w:rPr>
     </w:lvl>
     <w:lvl w:ilvl="4">
       <w:numFmt w:val="bullet"/>
-      <w:lvlText w:val="•"/>
+      <w:lvlText w:val="o"/>
       <w:lvlJc w:val="left"/>
       <w:pPr>
-        <w:ind w:left="3600" w:hanging="480"/>
-      </w:pPr>
+        <w:ind w:left="3600" w:hanging="360"/>
+      </w:pPr>
+      <w:rPr>
+        <w:rFonts w:ascii="Courier New" w:hAnsi="Courier New" w:cs="Courier New" w:hint="default"/>
+      </w:rPr>
     </w:lvl>
     <w:lvl w:ilvl="5">
       <w:numFmt w:val="bullet"/>
-      <w:lvlText w:val="–"/>
+      <w:lvlText w:val=""/>
       <w:lvlJc w:val="left"/>
       <w:pPr>
-        <w:ind w:left="4320" w:hanging="480"/>
-      </w:pPr>
+        <w:ind w:left="4320" w:hanging="360"/>
+      </w:pPr>
+      <w:rPr>
+        <w:rFonts w:ascii="Wingdings" w:hAnsi="Wingdings" w:cs="Wingdings" w:hint="default"/>
+      </w:rPr>
     </w:lvl>
     <w:lvl w:ilvl="6">
       <w:numFmt w:val="bullet"/>
-      <w:lvlText w:val="•"/>
+      <w:lvlText w:val=""/>
       <w:lvlJc w:val="left"/>
       <w:pPr>
-        <w:ind w:left="5040" w:hanging="480"/>
-      </w:pPr>
+        <w:ind w:left="5040" w:hanging="360"/>
+      </w:pPr>
+      <w:rPr>
+        <w:rFonts w:ascii="Symbol" w:hAnsi="Symbol" w:cs="Symbol" w:hint="default"/>
+      </w:rPr>
     </w:lvl>
     <w:lvl w:ilvl="7">
       <w:numFmt w:val="bullet"/>
-      <w:lvlText w:val="–"/>
+      <w:lvlText w:val="o"/>
       <w:lvlJc w:val="left"/>
       <w:pPr>
-        <w:ind w:left="5760" w:hanging="480"/>
-      </w:pPr>
+        <w:ind w:left="5760" w:hanging="360"/>
+      </w:pPr>
+      <w:rPr>
+        <w:rFonts w:ascii="Courier New" w:hAnsi="Courier New" w:cs="Courier New" w:hint="default"/>
+      </w:rPr>
     </w:lvl>
     <w:lvl w:ilvl="8">
       <w:numFmt w:val="bullet"/>
-      <w:lvlText w:val="•"/>
+      <w:lvlText w:val=""/>
       <w:lvlJc w:val="left"/>
       <w:pPr>
-        <w:ind w:left="6480" w:hanging="480"/>
-      </w:pPr>
+        <w:ind w:left="6480" w:hanging="360"/>
+      </w:pPr>
+      <w:rPr>
+        <w:rFonts w:ascii="Wingdings" w:hAnsi="Wingdings" w:cs="Wingdings" w:hint="default"/>
+      </w:rPr>
     </w:lvl>
   </w:abstractNum>
   <w:num w:numId="1000">
@@ -2071,6 +1990,7 @@
     <w:name w:val="KeywordTok"/>
     <w:basedOn w:val="VerbatimChar"/>
     <w:rPr>
+      <w:b/>
       <w:color w:val="003b4f"/>
       <w:shd w:val="clear" w:fill="f1f3f5"/>
     </w:rPr>
@@ -2175,9 +2095,9 @@
     <w:name w:val="DocumentationTok"/>
     <w:basedOn w:val="VerbatimChar"/>
     <w:rPr>
+      <w:i/>
       <w:color w:val="5e5e5e"/>
       <w:shd w:val="clear" w:fill="f1f3f5"/>
-      <w:i/>
     </w:rPr>
   </w:style>
   <w:style w:type="character" w:customStyle="1" w:styleId="AnnotationTok">
@@ -2192,9 +2112,9 @@
     <w:name w:val="CommentVarTok"/>
     <w:basedOn w:val="VerbatimChar"/>
     <w:rPr>
+      <w:i/>
       <w:color w:val="5e5e5e"/>
       <w:shd w:val="clear" w:fill="f1f3f5"/>
-      <w:i/>
     </w:rPr>
   </w:style>
   <w:style w:type="character" w:customStyle="1" w:styleId="OtherTok">
@@ -2225,6 +2145,7 @@
     <w:name w:val="ControlFlowTok"/>
     <w:basedOn w:val="VerbatimChar"/>
     <w:rPr>
+      <w:b/>
       <w:color w:val="003b4f"/>
       <w:shd w:val="clear" w:fill="f1f3f5"/>
     </w:rPr>
@@ -2289,9 +2210,9 @@
     <w:name w:val="WarningTok"/>
     <w:basedOn w:val="VerbatimChar"/>
     <w:rPr>
+      <w:i/>
       <w:color w:val="5e5e5e"/>
       <w:shd w:val="clear" w:fill="f1f3f5"/>
-      <w:i/>
     </w:rPr>
   </w:style>
   <w:style w:type="character" w:customStyle="1" w:styleId="AlertTok">

--- a/phase2/factsheets/factsheet2_triggers.docx
+++ b/phase2/factsheets/factsheet2_triggers.docx
@@ -221,7 +221,7 @@
               <w:t xml:space="preserve"> </w:t>
             </w:r>
             <w:r>
-              <w:t xml:space="preserve">Transmission projects skew toward the federal power marketing administrations; solar and onshore wind are mostly funding-triggered, with BLM land access the clear second nexus; and emerging technologies (storage, CCS) are funding-driven.</w:t>
+              <w:t xml:space="preserve">Transmission projects skew toward the federal power marketing administrations; emerging technologies (carbon capture, hydrokinetic, energy storage) are the most funding-driven of all; and solar and onshore wind are mostly funding-triggered, with BLM land access the clear second nexus.</w:t>
             </w:r>
           </w:p>
           <w:p/>
@@ -250,59 +250,7 @@
         <w:pStyle w:val="FirstParagraph"/>
       </w:pPr>
       <w:r>
-        <w:t xml:space="preserve">Multiple NEPA reform proposals would narrow the</w:t>
-      </w:r>
-      <w:r>
-        <w:t xml:space="preserve"> </w:t>
-      </w:r>
-      <w:r>
-        <w:rPr>
-          <w:i/>
-          <w:iCs/>
-        </w:rPr>
-        <w:t xml:space="preserve">scope</w:t>
-      </w:r>
-      <w:r>
-        <w:t xml:space="preserve"> </w:t>
-      </w:r>
-      <w:r>
-        <w:t xml:space="preserve">of what triggers federal environmental review — most prominently, proposals to exempt federal financial assistance (grants and loans) from the definition of a</w:t>
-      </w:r>
-      <w:r>
-        <w:t xml:space="preserve"> </w:t>
-      </w:r>
-      <w:r>
-        <w:t xml:space="preserve">“major federal action.”</w:t>
-      </w:r>
-      <w:r>
-        <w:t xml:space="preserve"> </w:t>
-      </w:r>
-      <w:r>
-        <w:t xml:space="preserve">Yet to our knowledge there has been no prior systematic accounting of how many reviews each kind of federal nexus actually generates, or what level of review those triggered actions receive. Without that baseline, it is impossible to say what a scope-narrowing reform would actually exempt.</w:t>
-      </w:r>
-    </w:p>
-    <w:p>
-      <w:pPr>
-        <w:pStyle w:val="BodyText"/>
-      </w:pPr>
-      <w:r>
-        <w:t xml:space="preserve">This fact sheet provides that accounting for the decarbonization portfolio: for each of 20,725 decarbonization projects in NEPATEC 2.0, we classify</w:t>
-      </w:r>
-      <w:r>
-        <w:t xml:space="preserve"> </w:t>
-      </w:r>
-      <w:r>
-        <w:rPr>
-          <w:i/>
-          <w:iCs/>
-        </w:rPr>
-        <w:t xml:space="preserve">why</w:t>
-      </w:r>
-      <w:r>
-        <w:t xml:space="preserve"> </w:t>
-      </w:r>
-      <w:r>
-        <w:t xml:space="preserve">NEPA applied — the federal hook that brought the project into environmental review.</w:t>
+        <w:t xml:space="preserve">[[TO BE WRITTEN BY CATF]]</w:t>
       </w:r>
     </w:p>
     <w:bookmarkEnd w:id="13"/>
@@ -640,7 +588,18 @@
         <w:pStyle w:val="FirstParagraph"/>
       </w:pPr>
       <w:r>
-        <w:t xml:space="preserve">44.4% of all decarbonization NEPA reviews — more than two in five — exist because a federal agency provided money. Land access is second (18.3%), reflecting utility-scale renewables on BLM and National Forest land, followed by the power marketing administrations and TVA (17.1%) and direct federal action (15.3%), the latter dominated by DOE’s own facilities and laboratories.</w:t>
+        <w:t xml:space="preserve">44.4% of all decarbonization NEPA reviews — more than two in five — exist because a federal agency provided money (</w:t>
+      </w:r>
+      <w:hyperlink w:anchor="fig-trigger-counts">
+        <w:r>
+          <w:rPr>
+            <w:rStyle w:val="Hyperlink"/>
+          </w:rPr>
+          <w:t xml:space="preserve">Figure 1</w:t>
+        </w:r>
+      </w:hyperlink>
+      <w:r>
+        <w:t xml:space="preserve">). Land access is second (18.3%), reflecting utility-scale renewables on BLM and National Forest land, followed by the power marketing administrations and TVA (17.1%) and direct federal action (15.3%), the latter dominated by DOE’s own facilities and laboratories.</w:t>
       </w:r>
     </w:p>
     <w:tbl>
@@ -737,7 +696,18 @@
         <w:pStyle w:val="FirstParagraph"/>
       </w:pPr>
       <w:r>
-        <w:t xml:space="preserve">The three review processes have distinct trigger profiles. CEs are dominated by funding — DOE’s clean energy grant and loan programs generate a high volume of low-complexity actions. EAs show the most balanced mix. EISs skew toward land, PMA/TVA, and permits: the larger, more contested projects tend to be sited on public land, federally built, or federally licensed.</w:t>
+        <w:t xml:space="preserve">The three review processes have distinct trigger profiles (</w:t>
+      </w:r>
+      <w:hyperlink w:anchor="fig-trigger-by-process">
+        <w:r>
+          <w:rPr>
+            <w:rStyle w:val="Hyperlink"/>
+          </w:rPr>
+          <w:t xml:space="preserve">Figure 2</w:t>
+        </w:r>
+      </w:hyperlink>
+      <w:r>
+        <w:t xml:space="preserve">). CEs are dominated by funding — DOE’s clean energy grant and loan programs generate a high volume of low-complexity actions. EAs show the most balanced mix. EISs skew toward land, PMA/TVA, and permits: the larger, more contested projects tend to be sited on public land, federally built, or federally licensed.</w:t>
       </w:r>
     </w:p>
     <w:tbl>
@@ -834,7 +804,18 @@
         <w:pStyle w:val="FirstParagraph"/>
       </w:pPr>
       <w:r>
-        <w:t xml:space="preserve">Read the other way, the same data reveal a sharp split by trigger: funding-triggered projects are 99% CEs, while land- and permit-triggered projects generate substantially more EAs and EISs — 14% and 46% respectively.</w:t>
+        <w:t xml:space="preserve">Read the other way, the same data reveal a sharp split by trigger (</w:t>
+      </w:r>
+      <w:hyperlink w:anchor="fig-process-by-trigger">
+        <w:r>
+          <w:rPr>
+            <w:rStyle w:val="Hyperlink"/>
+          </w:rPr>
+          <w:t xml:space="preserve">Figure 3</w:t>
+        </w:r>
+      </w:hyperlink>
+      <w:r>
+        <w:t xml:space="preserve">). Funding-triggered projects are 99% CEs: of the 9,210 reviews that exist because of a federal grant or loan, only 116 escalated to an EA and just 22 to a full EIS. Land- and permit-triggered projects carry far more review weight — 14% and 46% of them, respectively, are EAs or EISs. The permit class is the most striking: two in five permit-triggered reviews (40%) are full EISs, by far the highest EIS rate of any trigger. And in absolute terms, federal land access produced 308 EISs — more than any other nexus — even though the land class is less than half the size of the funding class. The gradient is consistent: the further a federal hook moves from writing a check toward authorizing ground disturbance or licensing a facility, the heavier the review it generates.</w:t>
       </w:r>
     </w:p>
     <w:tbl>
@@ -931,7 +912,18 @@
         <w:pStyle w:val="FirstParagraph"/>
       </w:pPr>
       <w:r>
-        <w:t xml:space="preserve">Department patterns follow jurisdiction: DOE projects are largely funding-triggered (with sizable PMA and direct-action shares from the power administrations and national laboratories housed within DOE); Interior (primarily BLM) skews toward land; Agriculture (Forest Service) mirrors Interior at smaller scale.</w:t>
+        <w:t xml:space="preserve">Department patterns follow jurisdiction (</w:t>
+      </w:r>
+      <w:hyperlink w:anchor="fig-dept">
+        <w:r>
+          <w:rPr>
+            <w:rStyle w:val="Hyperlink"/>
+          </w:rPr>
+          <w:t xml:space="preserve">Figure 4</w:t>
+        </w:r>
+      </w:hyperlink>
+      <w:r>
+        <w:t xml:space="preserve">): DOE projects are largely funding-triggered (with sizable PMA and direct-action shares from the power administrations and national laboratories housed within DOE); Interior (primarily BLM) skews toward land; Agriculture (Forest Service) mirrors Interior at smaller scale.</w:t>
       </w:r>
     </w:p>
     <w:tbl>
@@ -1028,7 +1020,18 @@
         <w:pStyle w:val="FirstParagraph"/>
       </w:pPr>
       <w:r>
-        <w:t xml:space="preserve">Technology patterns reflect the same nexus logic. Solar and onshore wind are mostly funding-triggered (DOE grants), with land (BLM rights-of-way) the clear second nexus. Transmission has the highest PMA/TVA share — BPA and WAPA build and maintain federal lines. Carbon capture and energy storage skew heavily toward funding, reflecting DOE’s grant programs for emerging technologies. Hydropower and nuclear stand out for their permit shares (FERC licensing of non-federal dams; NRC licensing).</w:t>
+        <w:t xml:space="preserve">Technology patterns reflect the same nexus logic (</w:t>
+      </w:r>
+      <w:hyperlink w:anchor="fig-tech">
+        <w:r>
+          <w:rPr>
+            <w:rStyle w:val="Hyperlink"/>
+          </w:rPr>
+          <w:t xml:space="preserve">Figure 5</w:t>
+        </w:r>
+      </w:hyperlink>
+      <w:r>
+        <w:t xml:space="preserve">). The most funding-driven technologies are the emerging ones: carbon capture (91%) and hydrokinetic (91%) top the portfolio, with the renewable catch-all category (89%) and energy storage (86%) just behind. These technologies reach NEPA almost exclusively through DOE’s grant programs, because they rarely sit on federal land or require a federal license. Solar and onshore wind are also mostly funding-triggered (74% and 55%), but with land (BLM rights-of-way) a substantial second nexus (17% and 24%). Transmission is the mirror image — the lowest funding share of any technology (9%) and the highest PMA/TVA share (48%), because BPA and WAPA build and maintain federal lines. Hydropower and nuclear stand out for their permit shares (17% and 42% — FERC licensing of non-federal dams; NRC licensing).</w:t>
       </w:r>
     </w:p>
     <w:tbl>
@@ -1125,7 +1128,24 @@
         <w:pStyle w:val="FirstParagraph"/>
       </w:pPr>
       <w:r>
-        <w:t xml:space="preserve">For funding-triggered projects, we also extracted the dollar amounts where documents state them, though most NEPA documents do not report an award figure. Only a fraction of funding-triggered reviews contain an extractable amount, so the distribution below describes typical award sizes among reviews that disclose them, not the full portfolio. With that caution, the extracted amounts show most disclosed grant-scale awards falling in the tens of thousands to low millions of dollars, with loan guarantees and cooperative agreements reaching far higher.</w:t>
+        <w:t xml:space="preserve">For funding-triggered projects, we also extracted the dollar amounts where documents state them, though most NEPA documents do not report an award figure. Only a fraction of funding-triggered reviews contain an extractable amount, so the distribution in</w:t>
+      </w:r>
+      <w:r>
+        <w:t xml:space="preserve"> </w:t>
+      </w:r>
+      <w:hyperlink w:anchor="fig-funding-amounts">
+        <w:r>
+          <w:rPr>
+            <w:rStyle w:val="Hyperlink"/>
+          </w:rPr>
+          <w:t xml:space="preserve">Figure 6</w:t>
+        </w:r>
+      </w:hyperlink>
+      <w:r>
+        <w:t xml:space="preserve"> </w:t>
+      </w:r>
+      <w:r>
+        <w:t xml:space="preserve">describes typical award sizes among reviews that disclose them, not the full portfolio. With that caution, the extracted amounts show most disclosed grant-scale awards falling in the tens of thousands to low millions of dollars, with loan guarantees and cooperative agreements reaching far higher.</w:t>
       </w:r>
     </w:p>
     <w:tbl>
@@ -1227,7 +1247,7 @@
           <w:b/>
           <w:bCs/>
         </w:rPr>
-        <w:t xml:space="preserve">More than two in five decarbonization NEPA reviews (44.4%) are triggered by federal funding — but those reviews are almost entirely categorically excluded (99%).</w:t>
+        <w:t xml:space="preserve">More than two in five decarbonization NEPA reviews (44.4%) are triggered by federal funding — and those reviews are almost entirely categorically excluded (99%).</w:t>
       </w:r>
       <w:r>
         <w:t xml:space="preserve"> </w:t>
@@ -1258,6 +1278,30 @@
       </w:pPr>
       <w:r>
         <w:t xml:space="preserve">The reviews that consume time and attention — EAs and EISs for projects on federal land, federally built transmission, and federally licensed facilities — arise from triggers that scope-narrowing proposals generally do not (and realistically cannot) touch. Reformers focused on accelerating decarbonization deployment should weigh the administrative savings of trigger exemptions against their limited effect on the heavyweight reviews, and consider whether the same effort directed at land- and permit-triggered pathways — or at the programmatic and tiering tools examined in our other fact sheets — would buy more speed.</w:t>
+      </w:r>
+    </w:p>
+    <w:p>
+      <w:pPr>
+        <w:pStyle w:val="BodyText"/>
+      </w:pPr>
+      <w:r>
+        <w:t xml:space="preserve">Two caveats bound these conclusions. The trigger classes that generate the heaviest reviews are also the smallest — only 319 decarbonization projects are permit-triggered, and 53 are property transactions — so process shares for the rare classes rest on far fewer projects than the funding figures and should be read with corresponding caution. And because each project is assigned a single primary trigger, projects with several federal hooks — a funded project on federal land, a licensed dam that also received a grant — are counted once, understating how often the heavyweight nexuses are in play. Both limitations trace to the same root: nothing in the NEPA process requires an agency to record</w:t>
+      </w:r>
+      <w:r>
+        <w:t xml:space="preserve"> </w:t>
+      </w:r>
+      <w:r>
+        <w:rPr>
+          <w:i/>
+          <w:iCs/>
+        </w:rPr>
+        <w:t xml:space="preserve">why</w:t>
+      </w:r>
+      <w:r>
+        <w:t xml:space="preserve"> </w:t>
+      </w:r>
+      <w:r>
+        <w:t xml:space="preserve">NEPA applied. Building trigger identification into NEPA metadata — a structured field naming the federal nexus, or all of them when several apply, captured at the time of review — would replace after-the-fact classification like ours with an authoritative record, just as the CEQ NEPA and Permitting Data and Technology Standard would do for timelines.</w:t>
       </w:r>
     </w:p>
     <w:p>
